--- a/Project/Weekly_Report_Week10.docx
+++ b/Project/Weekly_Report_Week10.docx
@@ -23,7 +23,15 @@
         <w:jc w:val="center"/>
       </w:pPr>
       <w:r>
-        <w:t>Opp. Science city, Sola-Bhadaj Road, Ahmedabad, Gujarat 380060</w:t>
+        <w:t>Opp. Science city, Sola-</w:t>
+      </w:r>
+      <w:proofErr w:type="spellStart"/>
+      <w:r>
+        <w:t>Bhadaj</w:t>
+      </w:r>
+      <w:proofErr w:type="spellEnd"/>
+      <w:r>
+        <w:t xml:space="preserve"> Road, Ahmedabad, Gujarat 380060</w:t>
       </w:r>
     </w:p>
     <w:p>
@@ -148,12 +156,21 @@
             </w:tcMar>
           </w:tcPr>
           <w:p>
+            <w:proofErr w:type="spellStart"/>
             <w:r>
               <w:rPr>
                 <w:b/>
                 <w:bCs/>
               </w:rPr>
-              <w:t>Enrollment Number:</w:t>
+              <w:t>Enrollment</w:t>
+            </w:r>
+            <w:proofErr w:type="spellEnd"/>
+            <w:r>
+              <w:rPr>
+                <w:b/>
+                <w:bCs/>
+              </w:rPr>
+              <w:t xml:space="preserve"> Number:</w:t>
             </w:r>
           </w:p>
         </w:tc>
@@ -287,7 +304,15 @@
           </w:tcPr>
           <w:p>
             <w:r>
-              <w:t>Microsoft Elevate Program (via Edunet Foundation &amp; FICE Education)</w:t>
+              <w:t xml:space="preserve">Microsoft Elevate Program (via </w:t>
+            </w:r>
+            <w:proofErr w:type="spellStart"/>
+            <w:r>
+              <w:t>Edunet</w:t>
+            </w:r>
+            <w:proofErr w:type="spellEnd"/>
+            <w:r>
+              <w:t xml:space="preserve"> Foundation &amp; FICE Education)</w:t>
             </w:r>
           </w:p>
         </w:tc>
@@ -657,7 +682,15 @@
         </w:numPr>
       </w:pPr>
       <w:r>
-        <w:t>Infrastructure as Code (IaC) with ARM templates, Terraform</w:t>
+        <w:t>Infrastructure as Code (</w:t>
+      </w:r>
+      <w:proofErr w:type="spellStart"/>
+      <w:r>
+        <w:t>IaC</w:t>
+      </w:r>
+      <w:proofErr w:type="spellEnd"/>
+      <w:r>
+        <w:t>) with ARM templates, Terraform</w:t>
       </w:r>
     </w:p>
     <w:p>
@@ -1035,7 +1068,23 @@
         <w:spacing w:after="100"/>
       </w:pPr>
       <w:r>
-        <w:t>Enabled Application Insights for Azure Function App. Instrumented Python code with Application Insights SDK. Monitored function execution requests and response times. Created custom telemetry events for tracking specific actions. Wrote KQL queries in Log Analytics to analyze application logs. Created metric alert for high failure rate (&gt;5% in 5 minutes). Configured email action group for alert notifications. Built monitoring dashboard with key performance indicators. Tested availability monitoring with URL ping test. Analyzed application performance using Application Map.</w:t>
+        <w:t xml:space="preserve">Enabled Application Insights for Azure Function App. Instrumented Python code with Application Insights SDK. Monitored function execution requests and response times. Created custom telemetry events for tracking specific actions. Wrote KQL queries in Log Analytics to </w:t>
+      </w:r>
+      <w:proofErr w:type="spellStart"/>
+      <w:r>
+        <w:t>analyze</w:t>
+      </w:r>
+      <w:proofErr w:type="spellEnd"/>
+      <w:r>
+        <w:t xml:space="preserve"> application logs. Created metric alert for high failure rate (&gt;5% in 5 minutes). Configured email action group for alert notifications. Built monitoring dashboard with key performance indicators. Tested availability monitoring with URL ping test. </w:t>
+      </w:r>
+      <w:proofErr w:type="spellStart"/>
+      <w:r>
+        <w:t>Analyzed</w:t>
+      </w:r>
+      <w:proofErr w:type="spellEnd"/>
+      <w:r>
+        <w:t xml:space="preserve"> application performance using Application Map.</w:t>
       </w:r>
     </w:p>
     <w:p>
@@ -1052,7 +1101,15 @@
         <w:spacing w:after="200"/>
       </w:pPr>
       <w:r>
-        <w:t>Implemented comprehensive monitoring solution for web application. Created 5 KQL queries for different scenarios: error analysis, performance trends, user behavior, dependency tracking, custom events. Configured 3 alert rules: high error rate, slow response time, availability failure. Built monitoring dashboard with 8 tiles showing key metrics. Submitted monitoring documentation with sample queries and alert configurations.</w:t>
+        <w:t xml:space="preserve">Implemented comprehensive monitoring solution for web application. Created 5 KQL queries for different scenarios: error analysis, performance trends, user </w:t>
+      </w:r>
+      <w:proofErr w:type="spellStart"/>
+      <w:r>
+        <w:t>behavior</w:t>
+      </w:r>
+      <w:proofErr w:type="spellEnd"/>
+      <w:r>
+        <w:t>, dependency tracking, custom events. Configured 3 alert rules: high error rate, slow response time, availability failure. Built monitoring dashboard with 8 tiles showing key metrics. Submitted monitoring documentation with sample queries and alert configurations.</w:t>
       </w:r>
     </w:p>
     <w:p>
@@ -1183,7 +1240,15 @@
         </w:numPr>
       </w:pPr>
       <w:r>
-        <w:t>Azure security fundamentals: defense in depth, shared responsibility model</w:t>
+        <w:t xml:space="preserve">Azure security fundamentals: </w:t>
+      </w:r>
+      <w:proofErr w:type="spellStart"/>
+      <w:r>
+        <w:t>defense</w:t>
+      </w:r>
+      <w:proofErr w:type="spellEnd"/>
+      <w:r>
+        <w:t xml:space="preserve"> in depth, shared responsibility model</w:t>
       </w:r>
     </w:p>
     <w:p>
@@ -1255,7 +1320,15 @@
         </w:numPr>
       </w:pPr>
       <w:r>
-        <w:t>Azure Security Center: unified security management and threat protection</w:t>
+        <w:t xml:space="preserve">Azure Security </w:t>
+      </w:r>
+      <w:proofErr w:type="spellStart"/>
+      <w:r>
+        <w:t>Center</w:t>
+      </w:r>
+      <w:proofErr w:type="spellEnd"/>
+      <w:r>
+        <w:t>: unified security management and threat protection</w:t>
       </w:r>
     </w:p>
     <w:p>
@@ -1344,7 +1417,15 @@
         <w:spacing w:after="100"/>
       </w:pPr>
       <w:r>
-        <w:t>Created Azure Key Vault to store secrets and connection strings. Configured access policies for applications and users. Implemented Managed Identity for Azure Function to access Key Vault. Removed hard-coded secrets from application code. Configured RBAC roles for resource group (Reader, Contributor, Owner). Created custom RBAC role with specific permissions. Enabled Azure Security Center recommendations. Configured Network Security Group rules for inbound/outbound traffic. Tested secret rotation in Key Vault. Reviewed compliance score in Azure Policy.</w:t>
+        <w:t xml:space="preserve">Created Azure Key Vault to store secrets and connection strings. Configured access policies for applications and users. Implemented Managed Identity for Azure Function to access Key Vault. Removed hard-coded secrets from application code. Configured RBAC roles for resource group (Reader, Contributor, Owner). Created custom RBAC role with specific permissions. Enabled Azure Security </w:t>
+      </w:r>
+      <w:proofErr w:type="spellStart"/>
+      <w:r>
+        <w:t>Center</w:t>
+      </w:r>
+      <w:proofErr w:type="spellEnd"/>
+      <w:r>
+        <w:t xml:space="preserve"> recommendations. Configured Network Security Group rules for inbound/outbound traffic. Tested secret rotation in Key Vault. Reviewed compliance score in Azure Policy.</w:t>
       </w:r>
     </w:p>
     <w:p>
@@ -1575,7 +1656,15 @@
         </w:numPr>
       </w:pPr>
       <w:r>
-        <w:t>Questions: 40-60 multiple choice, case studies, drag-drop</w:t>
+        <w:t xml:space="preserve">Questions: 40-60 multiple </w:t>
+      </w:r>
+      <w:proofErr w:type="gramStart"/>
+      <w:r>
+        <w:t>choice</w:t>
+      </w:r>
+      <w:proofErr w:type="gramEnd"/>
+      <w:r>
+        <w:t>, case studies, drag-drop</w:t>
       </w:r>
     </w:p>
     <w:p>
@@ -1675,7 +1764,15 @@
         </w:numPr>
       </w:pPr>
       <w:r>
-        <w:t>Created Resource Group: 'BorderSurveillance-RG' in Central India</w:t>
+        <w:t>Created Resource Group: '</w:t>
+      </w:r>
+      <w:proofErr w:type="spellStart"/>
+      <w:r>
+        <w:t>BorderSurveillance</w:t>
+      </w:r>
+      <w:proofErr w:type="spellEnd"/>
+      <w:r>
+        <w:t>-RG' in Central India</w:t>
       </w:r>
     </w:p>
     <w:p>
@@ -1723,43 +1820,75 @@
         </w:numPr>
       </w:pPr>
       <w:r>
-        <w:t>Deployed Function App: 'BorderDetectionFunctions' with Python 3.10</w:t>
-      </w:r>
-    </w:p>
-    <w:p>
-      <w:pPr>
-        <w:pStyle w:val="ListParagraph"/>
-        <w:numPr>
-          <w:ilvl w:val="0"/>
-          <w:numId w:val="2"/>
-        </w:numPr>
-      </w:pPr>
-      <w:r>
-        <w:t>Created Cosmos DB account: 'bordersurv-cosmos' with SQL API</w:t>
-      </w:r>
-    </w:p>
-    <w:p>
-      <w:pPr>
-        <w:pStyle w:val="ListParagraph"/>
-        <w:numPr>
-          <w:ilvl w:val="0"/>
-          <w:numId w:val="2"/>
-        </w:numPr>
-      </w:pPr>
-      <w:r>
-        <w:t>Created database 'SurveillanceDB' with container 'Alerts' (partition key: /date)</w:t>
-      </w:r>
-    </w:p>
-    <w:p>
-      <w:pPr>
-        <w:pStyle w:val="ListParagraph"/>
-        <w:numPr>
-          <w:ilvl w:val="0"/>
-          <w:numId w:val="2"/>
-        </w:numPr>
-      </w:pPr>
-      <w:r>
-        <w:t>Configured Key Vault: 'bordersurv-vault' for storing secrets</w:t>
+        <w:t>Deployed Function App: '</w:t>
+      </w:r>
+      <w:proofErr w:type="spellStart"/>
+      <w:r>
+        <w:t>BorderDetectionFunctions</w:t>
+      </w:r>
+      <w:proofErr w:type="spellEnd"/>
+      <w:r>
+        <w:t>' with Python 3.10</w:t>
+      </w:r>
+    </w:p>
+    <w:p>
+      <w:pPr>
+        <w:pStyle w:val="ListParagraph"/>
+        <w:numPr>
+          <w:ilvl w:val="0"/>
+          <w:numId w:val="2"/>
+        </w:numPr>
+      </w:pPr>
+      <w:r>
+        <w:t>Created Cosmos DB account: '</w:t>
+      </w:r>
+      <w:proofErr w:type="spellStart"/>
+      <w:r>
+        <w:t>bordersurv</w:t>
+      </w:r>
+      <w:proofErr w:type="spellEnd"/>
+      <w:r>
+        <w:t>-cosmos' with SQL API</w:t>
+      </w:r>
+    </w:p>
+    <w:p>
+      <w:pPr>
+        <w:pStyle w:val="ListParagraph"/>
+        <w:numPr>
+          <w:ilvl w:val="0"/>
+          <w:numId w:val="2"/>
+        </w:numPr>
+      </w:pPr>
+      <w:r>
+        <w:t>Created database '</w:t>
+      </w:r>
+      <w:proofErr w:type="spellStart"/>
+      <w:r>
+        <w:t>SurveillanceDB</w:t>
+      </w:r>
+      <w:proofErr w:type="spellEnd"/>
+      <w:r>
+        <w:t>' with container 'Alerts' (partition key: /date)</w:t>
+      </w:r>
+    </w:p>
+    <w:p>
+      <w:pPr>
+        <w:pStyle w:val="ListParagraph"/>
+        <w:numPr>
+          <w:ilvl w:val="0"/>
+          <w:numId w:val="2"/>
+        </w:numPr>
+      </w:pPr>
+      <w:r>
+        <w:t>Configured Key Vault: '</w:t>
+      </w:r>
+      <w:proofErr w:type="spellStart"/>
+      <w:r>
+        <w:t>bordersurv</w:t>
+      </w:r>
+      <w:proofErr w:type="spellEnd"/>
+      <w:r>
+        <w:t>-vault' for storing secrets</w:t>
       </w:r>
     </w:p>
     <w:p>
@@ -2714,7 +2843,7 @@
         <w:spacing w:after="120"/>
       </w:pPr>
       <w:r>
-        <w:t>Signature of External Guide with Company Seal: _____________________</w:t>
+        <w:t xml:space="preserve">Signature of External Guide with Company Seal: </w:t>
       </w:r>
     </w:p>
     <w:p>
@@ -2723,6 +2852,52 @@
       </w:pPr>
       <w:r>
         <w:t>Date: ___________</w:t>
+      </w:r>
+      <w:r>
+        <w:rPr>
+          <w:noProof/>
+        </w:rPr>
+        <w:drawing>
+          <wp:inline distT="0" distB="0" distL="0" distR="0" wp14:anchorId="2458B43D" wp14:editId="7A075735">
+            <wp:extent cx="1379220" cy="890905"/>
+            <wp:effectExtent l="0" t="0" r="0" b="0"/>
+            <wp:docPr id="2096697644" name="Picture 1"/>
+            <wp:cNvGraphicFramePr>
+              <a:graphicFrameLocks xmlns:a="http://schemas.openxmlformats.org/drawingml/2006/main" noChangeAspect="1"/>
+            </wp:cNvGraphicFramePr>
+            <a:graphic xmlns:a="http://schemas.openxmlformats.org/drawingml/2006/main">
+              <a:graphicData uri="http://schemas.openxmlformats.org/drawingml/2006/picture">
+                <pic:pic xmlns:pic="http://schemas.openxmlformats.org/drawingml/2006/picture">
+                  <pic:nvPicPr>
+                    <pic:cNvPr id="2096697644" name="Picture 2096697644"/>
+                    <pic:cNvPicPr/>
+                  </pic:nvPicPr>
+                  <pic:blipFill>
+                    <a:blip r:embed="rId13" cstate="print">
+                      <a:extLst>
+                        <a:ext uri="{28A0092B-C50C-407E-A947-70E740481C1C}">
+                          <a14:useLocalDpi xmlns:a14="http://schemas.microsoft.com/office/drawing/2010/main" val="0"/>
+                        </a:ext>
+                      </a:extLst>
+                    </a:blip>
+                    <a:stretch>
+                      <a:fillRect/>
+                    </a:stretch>
+                  </pic:blipFill>
+                  <pic:spPr>
+                    <a:xfrm>
+                      <a:off x="0" y="0"/>
+                      <a:ext cx="1388407" cy="896839"/>
+                    </a:xfrm>
+                    <a:prstGeom prst="rect">
+                      <a:avLst/>
+                    </a:prstGeom>
+                  </pic:spPr>
+                </pic:pic>
+              </a:graphicData>
+            </a:graphic>
+          </wp:inline>
+        </w:drawing>
       </w:r>
     </w:p>
     <w:p>
